--- a/03_Outputs/final scripts/ru/Module 1/1.1.3-ru.docx
+++ b/03_Outputs/final scripts/ru/Module 1/1.1.3-ru.docx
@@ -4,7 +4,7 @@
   <w:body>
     <w:p>
       <w:r>
-        <w:t xml:space="preserve">Добро пожаловать к уроку 3 о Ландшафте устойчивой энергетики.  </w:t>
+        <w:t xml:space="preserve">Добро пожаловать к уроку 3 о ландшафте устойчивой энергетики.  </w:t>
       </w:r>
     </w:p>
     <w:p>
@@ -19,7 +19,7 @@
     </w:p>
     <w:p>
       <w:r>
-        <w:t xml:space="preserve">И преимущества очевидны. Стоимость солнечной энергии снизилась на 85% в период с 2010 по 2020 год, сделав чистую энергию более доступной, чем когда-либо. В то же время, рабочие места в сфере чистой энергии растут в 3,6 раза быстрее, чем в секторе ископаемого топлива, и ожидается, что к 2030 году сектор создаст более 30 миллионов новых рабочих мест.  </w:t>
+        <w:t xml:space="preserve">И преимущества очевидны. Стоимость солнечной энергии снизилась на 85% в период с 2010 по 2020 год, сделав чистую энергию более доступной, чем когда-либо. В то же время рабочие места в сфере чистой энергии растут в 3,6 раза быстрее, чем в секторе ископаемого топлива, и ожидается, что к 2030 году сектор создаст более 30 миллионов новых рабочих мест.  </w:t>
       </w:r>
     </w:p>
     <w:p>
@@ -29,7 +29,7 @@
     </w:p>
     <w:p>
       <w:r>
-        <w:t xml:space="preserve">Готовьтесь узнать, как устойчивая энергия формирует будущее нашей планеты и общества.  </w:t>
+        <w:t xml:space="preserve">Узнайте, как устойчивая энергия формирует будущее нашей планеты и общества.  </w:t>
       </w:r>
     </w:p>
     <w:p>
